--- a/FuentesCurso/UD 02. Instalacion de Docker/UD 02.01 - Instalación de Docker.docx
+++ b/FuentesCurso/UD 02. Instalacion de Docker/UD 02.01 - Instalación de Docker.docx
@@ -21,6 +21,7 @@
         <w:rPr>
           <w:rFonts w:ascii="Proxima Nova" w:cs="Proxima Nova" w:eastAsia="Proxima Nova" w:hAnsi="Proxima Nova"/>
           <w:b w:val="0"/>
+          <w:bCs w:val="0"/>
           <w:color w:val="669966"/>
           <w:sz w:val="48"/>
           <w:szCs w:val="48"/>
@@ -72,12 +73,12 @@
           <wp:inline distB="114300" distT="114300" distL="114300" distR="114300">
             <wp:extent cx="447675" cy="57150"/>
             <wp:effectExtent b="0" l="0" r="0" t="0"/>
-            <wp:docPr descr="short line" id="6" name="image7.png"/>
+            <wp:docPr descr="short line" id="6" name="image2.png"/>
             <a:graphic>
               <a:graphicData uri="http://schemas.openxmlformats.org/drawingml/2006/picture">
                 <pic:pic>
                   <pic:nvPicPr>
-                    <pic:cNvPr descr="short line" id="0" name="image7.png"/>
+                    <pic:cNvPr descr="short line" id="0" name="image2.png"/>
                     <pic:cNvPicPr preferRelativeResize="0"/>
                   </pic:nvPicPr>
                   <pic:blipFill>
@@ -251,12 +252,12 @@
           <wp:inline distB="114300" distT="114300" distL="114300" distR="114300">
             <wp:extent cx="6120000" cy="444500"/>
             <wp:effectExtent b="0" l="0" r="0" t="0"/>
-            <wp:docPr id="3" name="image4.png"/>
+            <wp:docPr id="3" name="image1.png"/>
             <a:graphic>
               <a:graphicData uri="http://schemas.openxmlformats.org/drawingml/2006/picture">
                 <pic:pic>
                   <pic:nvPicPr>
-                    <pic:cNvPr id="0" name="image4.png"/>
+                    <pic:cNvPr id="0" name="image1.png"/>
                     <pic:cNvPicPr preferRelativeResize="0"/>
                   </pic:nvPicPr>
                   <pic:blipFill>
@@ -325,7 +326,7 @@
           <w:szCs w:val="32"/>
           <w:rtl w:val="0"/>
         </w:rPr>
-        <w:t xml:space="preserve">Actualizado Marzo 2025</w:t>
+        <w:t xml:space="preserve">Actualizado Enero 2026</w:t>
       </w:r>
     </w:p>
     <w:p>
@@ -356,6 +357,7 @@
         <w:rPr>
           <w:rFonts w:ascii="Verdana" w:cs="Verdana" w:eastAsia="Verdana" w:hAnsi="Verdana"/>
           <w:b w:val="1"/>
+          <w:bCs w:val="1"/>
           <w:sz w:val="20"/>
           <w:szCs w:val="20"/>
         </w:rPr>
@@ -376,6 +378,7 @@
         <w:rPr>
           <w:rFonts w:ascii="Verdana" w:cs="Verdana" w:eastAsia="Verdana" w:hAnsi="Verdana"/>
           <w:b w:val="1"/>
+          <w:bCs w:val="1"/>
           <w:sz w:val="20"/>
           <w:szCs w:val="20"/>
           <w:rtl w:val="0"/>
@@ -515,6 +518,7 @@
         <w:ind w:left="0" w:right="57" w:firstLine="0"/>
         <w:rPr>
           <w:b w:val="1"/>
+          <w:bCs w:val="1"/>
         </w:rPr>
       </w:pPr>
       <w:r>
@@ -528,6 +532,7 @@
       <w:r>
         <w:rPr>
           <w:b w:val="1"/>
+          <w:bCs w:val="1"/>
           <w:rtl w:val="0"/>
         </w:rPr>
         <w:t xml:space="preserve">Importante</w:t>
@@ -558,6 +563,7 @@
         <w:ind w:left="0" w:right="57" w:firstLine="0"/>
         <w:rPr>
           <w:b w:val="1"/>
+          <w:bCs w:val="1"/>
         </w:rPr>
       </w:pPr>
       <w:r>
@@ -581,6 +587,7 @@
       <w:r>
         <w:rPr>
           <w:b w:val="1"/>
+          <w:bCs w:val="1"/>
           <w:rtl w:val="0"/>
         </w:rPr>
         <w:t xml:space="preserve">Atención</w:t>
@@ -628,6 +635,7 @@
       <w:r>
         <w:rPr>
           <w:b w:val="1"/>
+          <w:bCs w:val="1"/>
           <w:rtl w:val="0"/>
         </w:rPr>
         <w:t xml:space="preserve">Interesante</w:t>
@@ -646,6 +654,7 @@
         <w:rPr>
           <w:rFonts w:ascii="Arial" w:cs="Arial" w:eastAsia="Arial" w:hAnsi="Arial"/>
           <w:b w:val="1"/>
+          <w:bCs w:val="1"/>
           <w:smallCaps w:val="1"/>
           <w:sz w:val="32"/>
           <w:szCs w:val="32"/>
@@ -655,6 +664,7 @@
         <w:rPr>
           <w:rFonts w:ascii="Arial" w:cs="Arial" w:eastAsia="Arial" w:hAnsi="Arial"/>
           <w:b w:val="1"/>
+          <w:bCs w:val="1"/>
           <w:smallCaps w:val="1"/>
           <w:sz w:val="32"/>
           <w:szCs w:val="32"/>
@@ -665,7 +675,7 @@
     </w:p>
     <w:sdt>
       <w:sdtPr>
-        <w:id w:val="-806878968"/>
+        <w:id w:val="736686049"/>
         <w:docPartObj>
           <w:docPartGallery w:val="Table of Contents"/>
           <w:docPartUnique w:val="1"/>
@@ -682,7 +692,9 @@
             <w:rPr>
               <w:rFonts w:ascii="Arial" w:cs="Arial" w:eastAsia="Arial" w:hAnsi="Arial"/>
               <w:b w:val="1"/>
+              <w:bCs w:val="1"/>
               <w:i w:val="0"/>
+              <w:iCs w:val="0"/>
               <w:smallCaps w:val="0"/>
               <w:strike w:val="0"/>
               <w:color w:val="000000"/>
@@ -703,7 +715,9 @@
               <w:rPr>
                 <w:rFonts w:ascii="Verdana" w:cs="Verdana" w:eastAsia="Verdana" w:hAnsi="Verdana"/>
                 <w:b w:val="1"/>
+                <w:bCs w:val="1"/>
                 <w:i w:val="0"/>
+                <w:iCs w:val="0"/>
                 <w:smallCaps w:val="0"/>
                 <w:strike w:val="0"/>
                 <w:color w:val="000000"/>
@@ -735,7 +749,9 @@
             <w:rPr>
               <w:rFonts w:ascii="Arial" w:cs="Arial" w:eastAsia="Arial" w:hAnsi="Arial"/>
               <w:b w:val="1"/>
+              <w:bCs w:val="1"/>
               <w:i w:val="0"/>
+              <w:iCs w:val="0"/>
               <w:smallCaps w:val="0"/>
               <w:strike w:val="0"/>
               <w:color w:val="000000"/>
@@ -751,7 +767,9 @@
               <w:rPr>
                 <w:rFonts w:ascii="Verdana" w:cs="Verdana" w:eastAsia="Verdana" w:hAnsi="Verdana"/>
                 <w:b w:val="1"/>
+                <w:bCs w:val="1"/>
                 <w:i w:val="0"/>
+                <w:iCs w:val="0"/>
                 <w:smallCaps w:val="0"/>
                 <w:strike w:val="0"/>
                 <w:color w:val="000000"/>
@@ -784,7 +802,9 @@
             <w:rPr>
               <w:rFonts w:ascii="Arial" w:cs="Arial" w:eastAsia="Arial" w:hAnsi="Arial"/>
               <w:b w:val="0"/>
+              <w:bCs w:val="0"/>
               <w:i w:val="0"/>
+              <w:iCs w:val="0"/>
               <w:smallCaps w:val="0"/>
               <w:strike w:val="0"/>
               <w:color w:val="000000"/>
@@ -800,7 +820,9 @@
               <w:rPr>
                 <w:rFonts w:ascii="Verdana" w:cs="Verdana" w:eastAsia="Verdana" w:hAnsi="Verdana"/>
                 <w:b w:val="1"/>
+                <w:bCs w:val="1"/>
                 <w:i w:val="0"/>
+                <w:iCs w:val="0"/>
                 <w:smallCaps w:val="0"/>
                 <w:strike w:val="0"/>
                 <w:color w:val="000000"/>
@@ -833,7 +855,9 @@
             <w:rPr>
               <w:rFonts w:ascii="Arial" w:cs="Arial" w:eastAsia="Arial" w:hAnsi="Arial"/>
               <w:b w:val="0"/>
+              <w:bCs w:val="0"/>
               <w:i w:val="0"/>
+              <w:iCs w:val="0"/>
               <w:smallCaps w:val="0"/>
               <w:strike w:val="0"/>
               <w:color w:val="000000"/>
@@ -849,7 +873,9 @@
               <w:rPr>
                 <w:rFonts w:ascii="Verdana" w:cs="Verdana" w:eastAsia="Verdana" w:hAnsi="Verdana"/>
                 <w:b w:val="1"/>
+                <w:bCs w:val="1"/>
                 <w:i w:val="0"/>
+                <w:iCs w:val="0"/>
                 <w:smallCaps w:val="0"/>
                 <w:strike w:val="0"/>
                 <w:color w:val="000000"/>
@@ -882,7 +908,9 @@
             <w:rPr>
               <w:rFonts w:ascii="Arial" w:cs="Arial" w:eastAsia="Arial" w:hAnsi="Arial"/>
               <w:b w:val="0"/>
+              <w:bCs w:val="0"/>
               <w:i w:val="0"/>
+              <w:iCs w:val="0"/>
               <w:smallCaps w:val="0"/>
               <w:strike w:val="0"/>
               <w:color w:val="000000"/>
@@ -898,7 +926,9 @@
               <w:rPr>
                 <w:rFonts w:ascii="Verdana" w:cs="Verdana" w:eastAsia="Verdana" w:hAnsi="Verdana"/>
                 <w:b w:val="1"/>
+                <w:bCs w:val="1"/>
                 <w:i w:val="0"/>
+                <w:iCs w:val="0"/>
                 <w:smallCaps w:val="0"/>
                 <w:strike w:val="0"/>
                 <w:color w:val="000000"/>
@@ -931,7 +961,9 @@
             <w:rPr>
               <w:rFonts w:ascii="Arial" w:cs="Arial" w:eastAsia="Arial" w:hAnsi="Arial"/>
               <w:b w:val="0"/>
+              <w:bCs w:val="0"/>
               <w:i w:val="0"/>
+              <w:iCs w:val="0"/>
               <w:smallCaps w:val="0"/>
               <w:strike w:val="0"/>
               <w:color w:val="000000"/>
@@ -947,7 +979,9 @@
               <w:rPr>
                 <w:rFonts w:ascii="Verdana" w:cs="Verdana" w:eastAsia="Verdana" w:hAnsi="Verdana"/>
                 <w:b w:val="1"/>
+                <w:bCs w:val="1"/>
                 <w:i w:val="0"/>
+                <w:iCs w:val="0"/>
                 <w:smallCaps w:val="0"/>
                 <w:strike w:val="0"/>
                 <w:color w:val="000000"/>
@@ -980,7 +1014,9 @@
             <w:rPr>
               <w:rFonts w:ascii="Arial" w:cs="Arial" w:eastAsia="Arial" w:hAnsi="Arial"/>
               <w:b w:val="0"/>
+              <w:bCs w:val="0"/>
               <w:i w:val="0"/>
+              <w:iCs w:val="0"/>
               <w:smallCaps w:val="0"/>
               <w:strike w:val="0"/>
               <w:color w:val="000000"/>
@@ -996,7 +1032,9 @@
               <w:rPr>
                 <w:rFonts w:ascii="Verdana" w:cs="Verdana" w:eastAsia="Verdana" w:hAnsi="Verdana"/>
                 <w:b w:val="1"/>
+                <w:bCs w:val="1"/>
                 <w:i w:val="0"/>
+                <w:iCs w:val="0"/>
                 <w:smallCaps w:val="0"/>
                 <w:strike w:val="0"/>
                 <w:color w:val="000000"/>
@@ -1029,7 +1067,9 @@
             <w:rPr>
               <w:rFonts w:ascii="Arial" w:cs="Arial" w:eastAsia="Arial" w:hAnsi="Arial"/>
               <w:b w:val="0"/>
+              <w:bCs w:val="0"/>
               <w:i w:val="0"/>
+              <w:iCs w:val="0"/>
               <w:smallCaps w:val="0"/>
               <w:strike w:val="0"/>
               <w:color w:val="000000"/>
@@ -1045,7 +1085,9 @@
               <w:rPr>
                 <w:rFonts w:ascii="Verdana" w:cs="Verdana" w:eastAsia="Verdana" w:hAnsi="Verdana"/>
                 <w:b w:val="1"/>
+                <w:bCs w:val="1"/>
                 <w:i w:val="0"/>
+                <w:iCs w:val="0"/>
                 <w:smallCaps w:val="0"/>
                 <w:strike w:val="0"/>
                 <w:color w:val="000000"/>
@@ -1078,7 +1120,9 @@
             <w:rPr>
               <w:rFonts w:ascii="Arial" w:cs="Arial" w:eastAsia="Arial" w:hAnsi="Arial"/>
               <w:b w:val="0"/>
+              <w:bCs w:val="0"/>
               <w:i w:val="0"/>
+              <w:iCs w:val="0"/>
               <w:smallCaps w:val="0"/>
               <w:strike w:val="0"/>
               <w:color w:val="000000"/>
@@ -1094,7 +1138,9 @@
               <w:rPr>
                 <w:rFonts w:ascii="Verdana" w:cs="Verdana" w:eastAsia="Verdana" w:hAnsi="Verdana"/>
                 <w:b w:val="1"/>
+                <w:bCs w:val="1"/>
                 <w:i w:val="0"/>
+                <w:iCs w:val="0"/>
                 <w:smallCaps w:val="0"/>
                 <w:strike w:val="0"/>
                 <w:color w:val="000000"/>
@@ -1127,7 +1173,9 @@
             <w:rPr>
               <w:rFonts w:ascii="Arial" w:cs="Arial" w:eastAsia="Arial" w:hAnsi="Arial"/>
               <w:b w:val="0"/>
+              <w:bCs w:val="0"/>
               <w:i w:val="0"/>
+              <w:iCs w:val="0"/>
               <w:smallCaps w:val="0"/>
               <w:strike w:val="0"/>
               <w:color w:val="000000"/>
@@ -1143,7 +1191,9 @@
               <w:rPr>
                 <w:rFonts w:ascii="Verdana" w:cs="Verdana" w:eastAsia="Verdana" w:hAnsi="Verdana"/>
                 <w:b w:val="1"/>
+                <w:bCs w:val="1"/>
                 <w:i w:val="0"/>
+                <w:iCs w:val="0"/>
                 <w:smallCaps w:val="0"/>
                 <w:strike w:val="0"/>
                 <w:color w:val="000000"/>
@@ -1176,7 +1226,9 @@
             <w:rPr>
               <w:rFonts w:ascii="Arial" w:cs="Arial" w:eastAsia="Arial" w:hAnsi="Arial"/>
               <w:b w:val="0"/>
+              <w:bCs w:val="0"/>
               <w:i w:val="0"/>
+              <w:iCs w:val="0"/>
               <w:smallCaps w:val="0"/>
               <w:strike w:val="0"/>
               <w:color w:val="000000"/>
@@ -1192,7 +1244,9 @@
               <w:rPr>
                 <w:rFonts w:ascii="Verdana" w:cs="Verdana" w:eastAsia="Verdana" w:hAnsi="Verdana"/>
                 <w:b w:val="1"/>
+                <w:bCs w:val="1"/>
                 <w:i w:val="0"/>
+                <w:iCs w:val="0"/>
                 <w:smallCaps w:val="0"/>
                 <w:strike w:val="0"/>
                 <w:color w:val="000000"/>
@@ -1224,7 +1278,9 @@
             <w:rPr>
               <w:rFonts w:ascii="Arial" w:cs="Arial" w:eastAsia="Arial" w:hAnsi="Arial"/>
               <w:b w:val="1"/>
+              <w:bCs w:val="1"/>
               <w:i w:val="0"/>
+              <w:iCs w:val="0"/>
               <w:smallCaps w:val="0"/>
               <w:strike w:val="0"/>
               <w:color w:val="000000"/>
@@ -1240,7 +1296,9 @@
               <w:rPr>
                 <w:rFonts w:ascii="Verdana" w:cs="Verdana" w:eastAsia="Verdana" w:hAnsi="Verdana"/>
                 <w:b w:val="1"/>
+                <w:bCs w:val="1"/>
                 <w:i w:val="0"/>
+                <w:iCs w:val="0"/>
                 <w:smallCaps w:val="0"/>
                 <w:strike w:val="0"/>
                 <w:color w:val="000000"/>
@@ -1272,7 +1330,9 @@
             <w:rPr>
               <w:rFonts w:ascii="Arial" w:cs="Arial" w:eastAsia="Arial" w:hAnsi="Arial"/>
               <w:b w:val="1"/>
+              <w:bCs w:val="1"/>
               <w:i w:val="0"/>
+              <w:iCs w:val="0"/>
               <w:smallCaps w:val="0"/>
               <w:strike w:val="0"/>
               <w:color w:val="000000"/>
@@ -1288,7 +1348,9 @@
               <w:rPr>
                 <w:rFonts w:ascii="Verdana" w:cs="Verdana" w:eastAsia="Verdana" w:hAnsi="Verdana"/>
                 <w:b w:val="1"/>
+                <w:bCs w:val="1"/>
                 <w:i w:val="0"/>
+                <w:iCs w:val="0"/>
                 <w:smallCaps w:val="0"/>
                 <w:strike w:val="0"/>
                 <w:color w:val="000000"/>
@@ -1320,7 +1382,9 @@
             <w:rPr>
               <w:rFonts w:ascii="Arial" w:cs="Arial" w:eastAsia="Arial" w:hAnsi="Arial"/>
               <w:b w:val="1"/>
+              <w:bCs w:val="1"/>
               <w:i w:val="0"/>
+              <w:iCs w:val="0"/>
               <w:smallCaps w:val="0"/>
               <w:strike w:val="0"/>
               <w:color w:val="000000"/>
@@ -1336,7 +1400,9 @@
               <w:rPr>
                 <w:rFonts w:ascii="Verdana" w:cs="Verdana" w:eastAsia="Verdana" w:hAnsi="Verdana"/>
                 <w:b w:val="1"/>
+                <w:bCs w:val="1"/>
                 <w:i w:val="0"/>
+                <w:iCs w:val="0"/>
                 <w:smallCaps w:val="0"/>
                 <w:strike w:val="0"/>
                 <w:color w:val="000000"/>
@@ -1368,7 +1434,9 @@
             <w:rPr>
               <w:rFonts w:ascii="Arial" w:cs="Arial" w:eastAsia="Arial" w:hAnsi="Arial"/>
               <w:b w:val="1"/>
+              <w:bCs w:val="1"/>
               <w:i w:val="0"/>
+              <w:iCs w:val="0"/>
               <w:smallCaps w:val="0"/>
               <w:strike w:val="0"/>
               <w:color w:val="000000"/>
@@ -1384,7 +1452,9 @@
               <w:rPr>
                 <w:rFonts w:ascii="Verdana" w:cs="Verdana" w:eastAsia="Verdana" w:hAnsi="Verdana"/>
                 <w:b w:val="1"/>
+                <w:bCs w:val="1"/>
                 <w:i w:val="0"/>
+                <w:iCs w:val="0"/>
                 <w:smallCaps w:val="0"/>
                 <w:strike w:val="0"/>
                 <w:color w:val="000000"/>
@@ -1416,7 +1486,9 @@
             <w:rPr>
               <w:rFonts w:ascii="Arial" w:cs="Arial" w:eastAsia="Arial" w:hAnsi="Arial"/>
               <w:b w:val="1"/>
+              <w:bCs w:val="1"/>
               <w:i w:val="0"/>
+              <w:iCs w:val="0"/>
               <w:smallCaps w:val="0"/>
               <w:strike w:val="0"/>
               <w:color w:val="000000"/>
@@ -1432,7 +1504,9 @@
               <w:rPr>
                 <w:rFonts w:ascii="Verdana" w:cs="Verdana" w:eastAsia="Verdana" w:hAnsi="Verdana"/>
                 <w:b w:val="1"/>
+                <w:bCs w:val="1"/>
                 <w:i w:val="0"/>
+                <w:iCs w:val="0"/>
                 <w:smallCaps w:val="0"/>
                 <w:strike w:val="0"/>
                 <w:color w:val="000000"/>
@@ -1467,6 +1541,7 @@
         <w:rPr>
           <w:rFonts w:ascii="Arial" w:cs="Arial" w:eastAsia="Arial" w:hAnsi="Arial"/>
           <w:b w:val="1"/>
+          <w:bCs w:val="1"/>
           <w:smallCaps w:val="1"/>
           <w:sz w:val="32"/>
           <w:szCs w:val="32"/>
@@ -1660,6 +1735,7 @@
       <w:r>
         <w:rPr>
           <w:b w:val="1"/>
+          <w:bCs w:val="1"/>
           <w:u w:val="single"/>
           <w:rtl w:val="0"/>
         </w:rPr>
@@ -1707,6 +1783,7 @@
       <w:r>
         <w:rPr>
           <w:b w:val="1"/>
+          <w:bCs w:val="1"/>
           <w:rtl w:val="0"/>
         </w:rPr>
         <w:t xml:space="preserve">Ubuntu</w:t>
@@ -1762,6 +1839,7 @@
       <w:r>
         <w:rPr>
           <w:b w:val="1"/>
+          <w:bCs w:val="1"/>
           <w:rtl w:val="0"/>
         </w:rPr>
         <w:t xml:space="preserve">CentOS</w:t>
@@ -1804,6 +1882,7 @@
       <w:r>
         <w:rPr>
           <w:b w:val="1"/>
+          <w:bCs w:val="1"/>
           <w:rtl w:val="0"/>
         </w:rPr>
         <w:t xml:space="preserve">Debian</w:t>
@@ -1846,6 +1925,7 @@
       <w:r>
         <w:rPr>
           <w:b w:val="1"/>
+          <w:bCs w:val="1"/>
           <w:rtl w:val="0"/>
         </w:rPr>
         <w:t xml:space="preserve">Fedora</w:t>
@@ -1923,6 +2003,7 @@
         <w:pageBreakBefore w:val="0"/>
         <w:rPr>
           <w:b w:val="1"/>
+          <w:bCs w:val="1"/>
           <w:u w:val="single"/>
         </w:rPr>
       </w:pPr>
@@ -1935,6 +2016,7 @@
       <w:r>
         <w:rPr>
           <w:b w:val="1"/>
+          <w:bCs w:val="1"/>
           <w:u w:val="single"/>
           <w:rtl w:val="0"/>
         </w:rPr>
@@ -2098,6 +2180,7 @@
               <w:rPr>
                 <w:rFonts w:ascii="Consolas" w:cs="Consolas" w:eastAsia="Consolas" w:hAnsi="Consolas"/>
                 <w:b w:val="1"/>
+                <w:bCs w:val="1"/>
                 <w:color w:val="333333"/>
                 <w:shd w:fill="f8f8f8" w:val="clear"/>
                 <w:rtl w:val="0"/>
@@ -2117,6 +2200,7 @@
               <w:rPr>
                 <w:rFonts w:ascii="Consolas" w:cs="Consolas" w:eastAsia="Consolas" w:hAnsi="Consolas"/>
                 <w:b w:val="1"/>
+                <w:bCs w:val="1"/>
                 <w:color w:val="333333"/>
                 <w:shd w:fill="f8f8f8" w:val="clear"/>
                 <w:rtl w:val="0"/>
@@ -2136,6 +2220,7 @@
               <w:rPr>
                 <w:rFonts w:ascii="Consolas" w:cs="Consolas" w:eastAsia="Consolas" w:hAnsi="Consolas"/>
                 <w:b w:val="1"/>
+                <w:bCs w:val="1"/>
                 <w:color w:val="333333"/>
                 <w:shd w:fill="f8f8f8" w:val="clear"/>
                 <w:rtl w:val="0"/>
@@ -2173,6 +2258,7 @@
               <w:rPr>
                 <w:rFonts w:ascii="Consolas" w:cs="Consolas" w:eastAsia="Consolas" w:hAnsi="Consolas"/>
                 <w:b w:val="1"/>
+                <w:bCs w:val="1"/>
                 <w:color w:val="333333"/>
                 <w:shd w:fill="f8f8f8" w:val="clear"/>
                 <w:rtl w:val="0"/>
@@ -2414,7 +2500,7 @@
         <w:rPr>
           <w:rtl w:val="0"/>
         </w:rPr>
-        <w:t xml:space="preserve">Una vez realizado este paso, descargamos la clave GPG del repositorio de Docker CE y la incluiremos. Podemos hacer todo con las siguientes línea:s</w:t>
+        <w:t xml:space="preserve">Una vez realizado este paso, descargamos la clave GPG del repositorio de Docker CE y la incluiremos. Podemos hacer todo con las siguientes línea:</w:t>
       </w:r>
     </w:p>
     <w:tbl>
@@ -2450,20 +2536,7 @@
           </w:tcPr>
           <w:p>
             <w:pPr>
-              <w:keepNext w:val="0"/>
-              <w:keepLines w:val="0"/>
-              <w:pageBreakBefore w:val="0"/>
-              <w:widowControl w:val="0"/>
-              <w:pBdr>
-                <w:top w:space="0" w:sz="0" w:val="nil"/>
-                <w:left w:space="0" w:sz="0" w:val="nil"/>
-                <w:bottom w:space="0" w:sz="0" w:val="nil"/>
-                <w:right w:space="0" w:sz="0" w:val="nil"/>
-                <w:between w:space="0" w:sz="0" w:val="nil"/>
-              </w:pBdr>
-              <w:shd w:fill="auto" w:val="clear"/>
               <w:spacing w:after="0" w:before="0" w:line="276" w:lineRule="auto"/>
-              <w:ind w:left="0" w:right="0" w:firstLine="0"/>
               <w:jc w:val="left"/>
               <w:rPr>
                 <w:rFonts w:ascii="Consolas" w:cs="Consolas" w:eastAsia="Consolas" w:hAnsi="Consolas"/>
@@ -2483,43 +2556,6 @@
                 <w:rtl w:val="0"/>
               </w:rPr>
               <w:t xml:space="preserve">sudo install -m 0755 -d /etc/apt/keyrings</w:t>
-            </w:r>
-          </w:p>
-          <w:p>
-            <w:pPr>
-              <w:keepNext w:val="0"/>
-              <w:keepLines w:val="0"/>
-              <w:pageBreakBefore w:val="0"/>
-              <w:widowControl w:val="0"/>
-              <w:pBdr>
-                <w:top w:space="0" w:sz="0" w:val="nil"/>
-                <w:left w:space="0" w:sz="0" w:val="nil"/>
-                <w:bottom w:space="0" w:sz="0" w:val="nil"/>
-                <w:right w:space="0" w:sz="0" w:val="nil"/>
-                <w:between w:space="0" w:sz="0" w:val="nil"/>
-              </w:pBdr>
-              <w:shd w:fill="auto" w:val="clear"/>
-              <w:spacing w:after="0" w:before="0" w:line="276" w:lineRule="auto"/>
-              <w:ind w:left="0" w:right="0" w:firstLine="0"/>
-              <w:jc w:val="left"/>
-              <w:rPr>
-                <w:rFonts w:ascii="Consolas" w:cs="Consolas" w:eastAsia="Consolas" w:hAnsi="Consolas"/>
-                <w:color w:val="333333"/>
-                <w:sz w:val="20"/>
-                <w:szCs w:val="20"/>
-                <w:shd w:fill="f8f8f8" w:val="clear"/>
-              </w:rPr>
-            </w:pPr>
-            <w:r>
-              <w:rPr>
-                <w:rFonts w:ascii="Consolas" w:cs="Consolas" w:eastAsia="Consolas" w:hAnsi="Consolas"/>
-                <w:color w:val="333333"/>
-                <w:sz w:val="20"/>
-                <w:szCs w:val="20"/>
-                <w:shd w:fill="f8f8f8" w:val="clear"/>
-                <w:rtl w:val="0"/>
-              </w:rPr>
-              <w:t xml:space="preserve">sudo curl -fsSL https://download.docker.com/linux/ubuntu/gpg -o /etc/apt/keyrings/docker.asc</w:t>
             </w:r>
           </w:p>
           <w:p>
@@ -2543,6 +2579,30 @@
                 <w:shd w:fill="f8f8f8" w:val="clear"/>
                 <w:rtl w:val="0"/>
               </w:rPr>
+              <w:t xml:space="preserve">sudo curl -fsSL https://download.docker.com/linux/ubuntu/gpg -o /etc/apt/keyrings/docker.asc</w:t>
+            </w:r>
+          </w:p>
+          <w:p>
+            <w:pPr>
+              <w:spacing w:after="0" w:before="0" w:line="276" w:lineRule="auto"/>
+              <w:jc w:val="left"/>
+              <w:rPr>
+                <w:rFonts w:ascii="Consolas" w:cs="Consolas" w:eastAsia="Consolas" w:hAnsi="Consolas"/>
+                <w:color w:val="333333"/>
+                <w:sz w:val="20"/>
+                <w:szCs w:val="20"/>
+                <w:shd w:fill="f8f8f8" w:val="clear"/>
+              </w:rPr>
+            </w:pPr>
+            <w:r>
+              <w:rPr>
+                <w:rFonts w:ascii="Consolas" w:cs="Consolas" w:eastAsia="Consolas" w:hAnsi="Consolas"/>
+                <w:color w:val="333333"/>
+                <w:sz w:val="20"/>
+                <w:szCs w:val="20"/>
+                <w:shd w:fill="f8f8f8" w:val="clear"/>
+                <w:rtl w:val="0"/>
+              </w:rPr>
               <w:t xml:space="preserve">sudo chmod a+r /etc/apt/keyrings/docker.asc</w:t>
             </w:r>
           </w:p>
@@ -2564,6 +2624,7 @@
       <w:r>
         <w:rPr>
           <w:b w:val="1"/>
+          <w:bCs w:val="1"/>
           <w:u w:val="single"/>
           <w:rtl w:val="0"/>
         </w:rPr>
@@ -2684,6 +2745,7 @@
       <w:r>
         <w:rPr>
           <w:i w:val="1"/>
+          <w:iCs w:val="1"/>
           <w:rtl w:val="0"/>
         </w:rPr>
         <w:t xml:space="preserve">lsb_release -cs</w:t>
@@ -2941,6 +3003,23 @@
             <w:r>
               <w:rPr>
                 <w:rFonts w:ascii="Consolas" w:cs="Consolas" w:eastAsia="Consolas" w:hAnsi="Consolas"/>
+                <w:color w:val="333333"/>
+                <w:sz w:val="20"/>
+                <w:szCs w:val="20"/>
+                <w:shd w:fill="f8f8f8" w:val="clear"/>
+                <w:rtl w:val="0"/>
+              </w:rPr>
+              <w:t xml:space="preserve">sudo tee /etc/apt/sources.list.d/docker.sources &lt;&lt;EOF</w:t>
+              <w:br w:type="textWrapping"/>
+              <w:t xml:space="preserve">Types: deb</w:t>
+              <w:br w:type="textWrapping"/>
+              <w:t xml:space="preserve">URIs: https://download.docker.com/linux/ubuntu</w:t>
+              <w:br w:type="textWrapping"/>
+              <w:t xml:space="preserve">Suites: $(. /etc/os-release &amp;&amp; </w:t>
+            </w:r>
+            <w:r>
+              <w:rPr>
+                <w:rFonts w:ascii="Consolas" w:cs="Consolas" w:eastAsia="Consolas" w:hAnsi="Consolas"/>
                 <w:color w:val="0086b3"/>
                 <w:sz w:val="20"/>
                 <w:szCs w:val="20"/>
@@ -2958,9 +3037,7 @@
                 <w:shd w:fill="f8f8f8" w:val="clear"/>
                 <w:rtl w:val="0"/>
               </w:rPr>
-              <w:t xml:space="preserve"> \</w:t>
-              <w:br w:type="textWrapping"/>
-              <w:t xml:space="preserve">  </w:t>
+              <w:t xml:space="preserve"> </w:t>
             </w:r>
             <w:r>
               <w:rPr>
@@ -2971,7 +3048,7 @@
                 <w:shd w:fill="f8f8f8" w:val="clear"/>
                 <w:rtl w:val="0"/>
               </w:rPr>
-              <w:t xml:space="preserve">"deb [arch=</w:t>
+              <w:t xml:space="preserve">"</w:t>
             </w:r>
             <w:r>
               <w:rPr>
@@ -2982,7 +3059,7 @@
                 <w:shd w:fill="f8f8f8" w:val="clear"/>
                 <w:rtl w:val="0"/>
               </w:rPr>
-              <w:t xml:space="preserve">$(dpkg --print-architecture)</w:t>
+              <w:t xml:space="preserve">${UBUNTU_CODENAME:-$VERSION_CODENAME}</w:t>
             </w:r>
             <w:r>
               <w:rPr>
@@ -2993,29 +3070,7 @@
                 <w:shd w:fill="f8f8f8" w:val="clear"/>
                 <w:rtl w:val="0"/>
               </w:rPr>
-              <w:t xml:space="preserve"> signed-by=/etc/apt/keyrings/docker.asc] https://download.docker.com/linux/ubuntu </w:t>
-            </w:r>
-            <w:r>
-              <w:rPr>
-                <w:rFonts w:ascii="Consolas" w:cs="Consolas" w:eastAsia="Consolas" w:hAnsi="Consolas"/>
-                <w:color w:val="008080"/>
-                <w:sz w:val="20"/>
-                <w:szCs w:val="20"/>
-                <w:shd w:fill="f8f8f8" w:val="clear"/>
-                <w:rtl w:val="0"/>
-              </w:rPr>
-              <w:t xml:space="preserve">noble</w:t>
-            </w:r>
-            <w:r>
-              <w:rPr>
-                <w:rFonts w:ascii="Consolas" w:cs="Consolas" w:eastAsia="Consolas" w:hAnsi="Consolas"/>
-                <w:color w:val="dd1144"/>
-                <w:sz w:val="20"/>
-                <w:szCs w:val="20"/>
-                <w:shd w:fill="f8f8f8" w:val="clear"/>
-                <w:rtl w:val="0"/>
-              </w:rPr>
-              <w:t xml:space="preserve"> stable"</w:t>
+              <w:t xml:space="preserve">"</w:t>
             </w:r>
             <w:r>
               <w:rPr>
@@ -3026,11 +3081,13 @@
                 <w:shd w:fill="f8f8f8" w:val="clear"/>
                 <w:rtl w:val="0"/>
               </w:rPr>
-              <w:t xml:space="preserve"> | \</w:t>
+              <w:t xml:space="preserve">)</w:t>
               <w:br w:type="textWrapping"/>
-              <w:t xml:space="preserve">  sudo tee /etc/apt/sources.list.d/docker.list &gt; /dev/null</w:t>
+              <w:t xml:space="preserve">Components: stable</w:t>
               <w:br w:type="textWrapping"/>
-              <w:t xml:space="preserve">sudo apt-get update</w:t>
+              <w:t xml:space="preserve">Signed-By: /etc/apt/keyrings/docker.asc</w:t>
+              <w:br w:type="textWrapping"/>
+              <w:t xml:space="preserve">EOF</w:t>
             </w:r>
             <w:r>
               <w:rPr>
@@ -3743,6 +3800,7 @@
       <w:r>
         <w:rPr>
           <w:b w:val="1"/>
+          <w:bCs w:val="1"/>
           <w:rtl w:val="0"/>
         </w:rPr>
         <w:t xml:space="preserve">MUCHO OJO</w:t>
@@ -5233,12 +5291,14 @@
         <w:pageBreakBefore w:val="0"/>
         <w:rPr>
           <w:b w:val="1"/>
+          <w:bCs w:val="1"/>
           <w:u w:val="single"/>
         </w:rPr>
       </w:pPr>
       <w:r>
         <w:rPr>
           <w:b w:val="1"/>
+          <w:bCs w:val="1"/>
           <w:u w:val="single"/>
           <w:rtl w:val="0"/>
         </w:rPr>
@@ -5250,12 +5310,14 @@
         <w:pageBreakBefore w:val="0"/>
         <w:rPr>
           <w:b w:val="1"/>
+          <w:bCs w:val="1"/>
           <w:u w:val="single"/>
         </w:rPr>
       </w:pPr>
       <w:r>
         <w:rPr>
           <w:b w:val="1"/>
+          <w:bCs w:val="1"/>
           <w:u w:val="single"/>
           <w:rtl w:val="0"/>
         </w:rPr>
@@ -5265,6 +5327,7 @@
         <w:r>
           <w:rPr>
             <w:b w:val="1"/>
+            <w:bCs w:val="1"/>
             <w:color w:val="1155cc"/>
             <w:u w:val="single"/>
             <w:rtl w:val="0"/>
@@ -5385,12 +5448,14 @@
         <w:pageBreakBefore w:val="0"/>
         <w:rPr>
           <w:b w:val="1"/>
+          <w:bCs w:val="1"/>
           <w:u w:val="single"/>
         </w:rPr>
       </w:pPr>
       <w:r>
         <w:rPr>
           <w:b w:val="1"/>
+          <w:bCs w:val="1"/>
           <w:u w:val="single"/>
           <w:rtl w:val="0"/>
         </w:rPr>
@@ -5417,6 +5482,7 @@
       <w:r>
         <w:rPr>
           <w:b w:val="1"/>
+          <w:bCs w:val="1"/>
           <w:u w:val="single"/>
           <w:rtl w:val="0"/>
         </w:rPr>
@@ -5456,12 +5522,14 @@
       <w:pPr>
         <w:rPr>
           <w:b w:val="1"/>
+          <w:bCs w:val="1"/>
           <w:u w:val="single"/>
         </w:rPr>
       </w:pPr>
       <w:r>
         <w:rPr>
           <w:b w:val="1"/>
+          <w:bCs w:val="1"/>
           <w:u w:val="single"/>
           <w:rtl w:val="0"/>
         </w:rPr>
@@ -5475,6 +5543,7 @@
       <w:r>
         <w:rPr>
           <w:b w:val="1"/>
+          <w:bCs w:val="1"/>
           <w:u w:val="single"/>
           <w:rtl w:val="0"/>
         </w:rPr>
@@ -5484,6 +5553,7 @@
         <w:r>
           <w:rPr>
             <w:b w:val="1"/>
+            <w:bCs w:val="1"/>
             <w:color w:val="1155cc"/>
             <w:u w:val="single"/>
             <w:rtl w:val="0"/>
@@ -5521,6 +5591,7 @@
       <w:r>
         <w:rPr>
           <w:b w:val="1"/>
+          <w:bCs w:val="1"/>
           <w:u w:val="single"/>
           <w:rtl w:val="0"/>
         </w:rPr>
@@ -5612,12 +5683,12 @@
           <wp:inline distB="114300" distT="114300" distL="114300" distR="114300">
             <wp:extent cx="4939638" cy="3894863"/>
             <wp:effectExtent b="0" l="0" r="0" t="0"/>
-            <wp:docPr id="4" name="image2.png"/>
+            <wp:docPr id="4" name="image4.png"/>
             <a:graphic>
               <a:graphicData uri="http://schemas.openxmlformats.org/drawingml/2006/picture">
                 <pic:pic>
                   <pic:nvPicPr>
-                    <pic:cNvPr id="0" name="image2.png"/>
+                    <pic:cNvPr id="0" name="image4.png"/>
                     <pic:cNvPicPr preferRelativeResize="0"/>
                   </pic:nvPicPr>
                   <pic:blipFill>
@@ -5861,6 +5932,7 @@
         <w:pageBreakBefore w:val="0"/>
         <w:rPr>
           <w:b w:val="1"/>
+          <w:bCs w:val="1"/>
           <w:u w:val="single"/>
         </w:rPr>
       </w:pPr>
@@ -5873,6 +5945,7 @@
       <w:r>
         <w:rPr>
           <w:b w:val="1"/>
+          <w:bCs w:val="1"/>
           <w:u w:val="single"/>
           <w:rtl w:val="0"/>
         </w:rPr>
@@ -6547,6 +6620,7 @@
     <w:rPr>
       <w:rFonts w:ascii="Arial" w:cs="Arial" w:eastAsia="Arial" w:hAnsi="Arial"/>
       <w:b w:val="0"/>
+      <w:bCs w:val="0"/>
       <w:smallCaps w:val="0"/>
       <w:color w:val="669966"/>
       <w:sz w:val="22"/>
@@ -6567,7 +6641,9 @@
     <w:rPr>
       <w:rFonts w:ascii="Arial" w:cs="Arial" w:eastAsia="Arial" w:hAnsi="Arial"/>
       <w:b w:val="1"/>
+      <w:bCs w:val="1"/>
       <w:i w:val="1"/>
+      <w:iCs w:val="1"/>
       <w:smallCaps w:val="0"/>
       <w:sz w:val="21"/>
       <w:szCs w:val="21"/>
@@ -6588,6 +6664,7 @@
     <w:rPr>
       <w:rFonts w:ascii="Arial" w:cs="Arial" w:eastAsia="Arial" w:hAnsi="Arial"/>
       <w:b w:val="1"/>
+      <w:bCs w:val="1"/>
       <w:smallCaps w:val="1"/>
       <w:sz w:val="24"/>
       <w:szCs w:val="24"/>
@@ -6605,6 +6682,7 @@
     </w:pPr>
     <w:rPr>
       <w:b w:val="1"/>
+      <w:bCs w:val="1"/>
       <w:sz w:val="20"/>
       <w:szCs w:val="20"/>
     </w:rPr>
@@ -6621,6 +6699,7 @@
     </w:pPr>
     <w:rPr>
       <w:b w:val="1"/>
+      <w:bCs w:val="1"/>
       <w:sz w:val="72"/>
       <w:szCs w:val="72"/>
     </w:rPr>
@@ -6638,6 +6717,7 @@
     <w:rPr>
       <w:rFonts w:ascii="Georgia" w:cs="Georgia" w:eastAsia="Georgia" w:hAnsi="Georgia"/>
       <w:i w:val="1"/>
+      <w:iCs w:val="1"/>
       <w:color w:val="666666"/>
       <w:sz w:val="48"/>
       <w:szCs w:val="48"/>
